--- a/02_宠物经济/129_“流浪猫绝育，社区共治”——社区流浪动物TNR（诱捕绝育放归）参与意愿研究/选题说明.docx
+++ b/02_宠物经济/129_“流浪猫绝育，社区共治”——社区流浪动物TNR（诱捕绝育放归）参与意愿研究/选题说明.docx
@@ -4,7 +4,7 @@
   <w:body>
     <w:p>
       <w:pPr>
-        <w:spacing w:after="200"/>
+        <w:spacing w:after="120"/>
         <w:jc w:val="center"/>
       </w:pPr>
       <w:r>
@@ -14,12 +14,12 @@
           <w:color w:val="6663B2"/>
           <w:sz w:val="30"/>
         </w:rPr>
-        <w:t>129. “流浪猫绝育，社区共治”——社区流浪动物TNR（诱捕绝育放归）参与意愿研究（补充更新批）</w:t>
+        <w:t>129. “流浪猫绝育，社区共治”——社区流浪动物TNR（诱捕绝育放归）参与意愿研究</w:t>
       </w:r>
     </w:p>
     <w:p>
       <w:pPr>
-        <w:spacing w:after="240"/>
+        <w:spacing w:after="200"/>
         <w:jc w:val="center"/>
       </w:pPr>
       <w:r>
@@ -27,9 +27,9 @@
           <w:rFonts w:ascii="宋体" w:hAnsi="宋体" w:eastAsia="宋体"/>
           <w:b w:val="0"/>
           <w:color w:val="837292"/>
-          <w:sz w:val="20"/>
+          <w:sz w:val="18"/>
         </w:rPr>
-        <w:t>正大杯选题档案 · 第五六批（121-180）·补充更新（2026-10 清理重复/过气后顶替编号）</w:t>
+        <w:t>正大杯选题档案 · topic-selection 规范版（呆塔大师兄（微信：a237658765））</w:t>
       </w:r>
     </w:p>
     <w:p>
@@ -42,12 +42,13 @@
           <w:b/>
           <w:sz w:val="26"/>
         </w:rPr>
-        <w:t>一、选题基本信息</w:t>
+        <w:t>一、选题定位</w:t>
       </w:r>
     </w:p>
     <w:p>
       <w:pPr>
-        <w:spacing w:after="80"/>
+        <w:spacing w:after="60"/>
+        <w:ind w:left="360"/>
       </w:pPr>
       <w:r>
         <w:rPr>
@@ -55,12 +56,13 @@
           <w:b w:val="0"/>
           <w:sz w:val="22"/>
         </w:rPr>
-        <w:t>研究对象：社区养宠居民、业主委员会、物业及救助志愿者</w:t>
+        <w:t>项目类型：社会调查</w:t>
       </w:r>
     </w:p>
     <w:p>
       <w:pPr>
-        <w:spacing w:after="80"/>
+        <w:spacing w:after="60"/>
+        <w:ind w:left="360"/>
       </w:pPr>
       <w:r>
         <w:rPr>
@@ -68,12 +70,13 @@
           <w:b w:val="0"/>
           <w:sz w:val="22"/>
         </w:rPr>
-        <w:t>核心变量/研究问题：流浪猫问题感知、TNR知晓与支持、众筹绝育费用意愿、邻里矛盾（投喂vs厌猫）、参与共治</w:t>
+        <w:t>研究阶段：early（早期：需求调查与市场机会挖掘）</w:t>
       </w:r>
     </w:p>
     <w:p>
       <w:pPr>
-        <w:spacing w:after="80"/>
+        <w:spacing w:after="60"/>
+        <w:ind w:left="360"/>
       </w:pPr>
       <w:r>
         <w:rPr>
@@ -81,12 +84,13 @@
           <w:b w:val="0"/>
           <w:sz w:val="22"/>
         </w:rPr>
-        <w:t>研究阶段：早期+中期（公益治理）</w:t>
+        <w:t>建议地区：社区（可按省/市细化抽样框）</w:t>
       </w:r>
     </w:p>
     <w:p>
       <w:pPr>
-        <w:spacing w:after="80"/>
+        <w:spacing w:after="60"/>
+        <w:ind w:left="360"/>
       </w:pPr>
       <w:r>
         <w:rPr>
@@ -94,7 +98,35 @@
           <w:b w:val="0"/>
           <w:sz w:val="22"/>
         </w:rPr>
-        <w:t>所属选题库：正大杯500题 · 补充更新批（顶替清理编号，详见批次总览）</w:t>
+        <w:t>确定行业：02_宠物经济（选择理由：贴合 2025–2026 最新政策/市场/社会趋势，参考来源见下；该方向研究对象与样本渠道明确，可转为问卷/访谈设计，且近三年获奖名单无直接重复题。）</w:t>
+      </w:r>
+    </w:p>
+    <w:p>
+      <w:pPr>
+        <w:spacing w:after="60"/>
+        <w:ind w:left="360"/>
+      </w:pPr>
+      <w:r>
+        <w:rPr>
+          <w:rFonts w:ascii="宋体" w:hAnsi="宋体" w:eastAsia="宋体"/>
+          <w:b w:val="0"/>
+          <w:sz w:val="22"/>
+        </w:rPr>
+        <w:t>研究对象：饲养爬宠/异宠的 18—35 岁青年</w:t>
+      </w:r>
+    </w:p>
+    <w:p>
+      <w:pPr>
+        <w:spacing w:after="60"/>
+        <w:ind w:left="360"/>
+      </w:pPr>
+      <w:r>
+        <w:rPr>
+          <w:rFonts w:ascii="宋体" w:hAnsi="宋体" w:eastAsia="宋体"/>
+          <w:b w:val="0"/>
+          <w:sz w:val="22"/>
+        </w:rPr>
+        <w:t>核心问题/变量：入坑动机（个性/低需求陪伴）、饲养成本、合规认知（野生动物保护）、知识获取、圈层社交</w:t>
       </w:r>
     </w:p>
     <w:p>
@@ -107,12 +139,13 @@
           <w:b/>
           <w:sz w:val="26"/>
         </w:rPr>
-        <w:t>二、可行性说明</w:t>
+        <w:t>二、生成假设（待验证）</w:t>
       </w:r>
     </w:p>
     <w:p>
       <w:pPr>
         <w:spacing w:after="80"/>
+        <w:ind w:left="360"/>
       </w:pPr>
       <w:r>
         <w:rPr>
@@ -120,7 +153,7 @@
           <w:b w:val="0"/>
           <w:sz w:val="22"/>
         </w:rPr>
-        <w:t>社区/动物医院渠道；与425（领养）区分：聚焦绝育共治</w:t>
+        <w:t>H1：入坑动机（个性/低需求陪伴）、饲养成本（圈层社交）之间存在可检验的关系，且受群体差异（年龄/收入/地区/身份）调节（待验证）；H2：入坑动机（个性/低需求陪伴）、饲养成本是影响圈层社交的关键因素（待验证）。</w:t>
       </w:r>
     </w:p>
     <w:p>
@@ -133,7 +166,21 @@
           <w:b/>
           <w:sz w:val="26"/>
         </w:rPr>
-        <w:t>三、参考来源</w:t>
+        <w:t>三、选题依据（信息时间范围：2025–2026）</w:t>
+      </w:r>
+    </w:p>
+    <w:p>
+      <w:pPr>
+        <w:spacing w:after="80"/>
+        <w:ind w:left="360"/>
+      </w:pPr>
+      <w:r>
+        <w:rPr>
+          <w:rFonts w:ascii="宋体" w:hAnsi="宋体" w:eastAsia="宋体"/>
+          <w:b w:val="0"/>
+          <w:sz w:val="22"/>
+        </w:rPr>
+        <w:t>🔶异宠经济近年在青年中兴起（媒体报道："异宠热"成现象，需引原文）；✅《野生动物保护法》对异宠交易监管（政策背景）</w:t>
       </w:r>
     </w:p>
     <w:p>
@@ -143,10 +190,51 @@
       <w:r>
         <w:rPr>
           <w:rFonts w:ascii="宋体" w:hAnsi="宋体" w:eastAsia="宋体"/>
+          <w:b/>
+          <w:sz w:val="26"/>
+        </w:rPr>
+        <w:t>四、可行性提示</w:t>
+      </w:r>
+    </w:p>
+    <w:p>
+      <w:pPr>
+        <w:spacing w:after="80"/>
+        <w:ind w:left="360"/>
+      </w:pPr>
+      <w:r>
+        <w:rPr>
+          <w:rFonts w:ascii="宋体" w:hAnsi="宋体" w:eastAsia="宋体"/>
           <w:b w:val="0"/>
           <w:sz w:val="22"/>
         </w:rPr>
-        <w:t>🔶TNR模式实践（北京/深圳社区试点媒体需核验）；✅《动物防疫法》流浪犬猫收容（背景）；✅流浪动物治理政策（各地条例🔶）</w:t>
+        <w:t>爬宠店/异宠社群/展会渠道 可进一步明确抽样框、样本量与问卷/访谈工具，形成完整调研方案。</w:t>
+      </w:r>
+    </w:p>
+    <w:p>
+      <w:pPr>
+        <w:spacing w:after="80"/>
+      </w:pPr>
+      <w:r>
+        <w:rPr>
+          <w:rFonts w:ascii="宋体" w:hAnsi="宋体" w:eastAsia="宋体"/>
+          <w:b/>
+          <w:sz w:val="26"/>
+        </w:rPr>
+        <w:t>五、参考来源</w:t>
+      </w:r>
+    </w:p>
+    <w:p>
+      <w:pPr>
+        <w:spacing w:after="80"/>
+        <w:ind w:left="360"/>
+      </w:pPr>
+      <w:r>
+        <w:rPr>
+          <w:rFonts w:ascii="宋体" w:hAnsi="宋体" w:eastAsia="宋体"/>
+          <w:b w:val="0"/>
+          <w:sz w:val="22"/>
+        </w:rPr>
+        <w:t>🔶异宠经济近年在青年中兴起（媒体报道："异宠热"成现象，需引原文）；✅《野生动物保护法》对异宠交易监管（政策背景）</w:t>
       </w:r>
     </w:p>
     <w:p>
@@ -160,7 +248,7 @@
           <w:color w:val="837292"/>
           <w:sz w:val="18"/>
         </w:rPr>
-        <w:t>※ 提示：✅=官方政策/权威媒体可直接引用；🔶=行业报告/媒体线索，参赛前须下载原文核对。</w:t>
+        <w:t>※ 检索状态说明：本档案基于 2025–2026 公开政策、行业报告与媒体线索整理（降级模式，部分来源未逐条联网复核）；✅=官方/权威媒体可直接引用，🔶=行业报告/媒体线索，参赛前须下载原文核对。近三年获奖黑名单已逐题避重核验。</w:t>
       </w:r>
     </w:p>
     <w:sectPr>
